--- a/content-src/docx/R TLS 1996 12 20 Christopher Reid Expanded Universes.docx
+++ b/content-src/docx/R TLS 1996 12 20 Christopher Reid Expanded Universes.docx
@@ -26,13 +26,7 @@
         <w:br/>
       </w:r>
       <w:r>
-        <w:t xml:space="preserve">55pp. Faber. Paperback, £6.99.</w:t>
-      </w:r>
-      <w:r>
-        <w:br/>
-      </w:r>
-      <w:r>
-        <w:t xml:space="preserve">0571 17924 X&lt;/details&gt;</w:t>
+        <w:t xml:space="preserve">55pp. Faber. Paperback, £6.99.&lt;/details&gt;</w:t>
       </w:r>
     </w:p>
     <w:p>

--- a/content-src/docx/R TLS 1996 12 20 Christopher Reid Expanded Universes.docx
+++ b/content-src/docx/R TLS 1996 12 20 Christopher Reid Expanded Universes.docx
@@ -65,7 +65,7 @@
     <w:p/>
     <w:p>
       <w:r>
-        <w:t>Reid's epigraph to the volume is the key to the collection: the sculptor Alexander Calder discussing his exhibition Universes. "They were so light in construction that they might have swayed a little in the breeze . . . . The circular forms, particularly interacting, seem to me to have some kind of cosmic or universal feeling."</w:t>
+        <w:t>Reid's epigraph to the volume is the key to the collection: the sculptor Alexander Calder discussing his exhibition Universes. "They were so light in construction that they might have swayed a little in the breeze…. The circular forms, particularly interacting, seem to me to have some kind of cosmic or universal feeling."</w:t>
       </w:r>
     </w:p>
     <w:p/>
